--- a/milestone1 docs/business-rules.docx
+++ b/milestone1 docs/business-rules.docx
@@ -36,7 +36,10 @@
         <w:t>libr</w:t>
       </w:r>
       <w:r>
-        <w:t xml:space="preserve">ary’s allowed fine limit. </w:t>
+        <w:t>ary’s allowed fine limit</w:t>
+      </w:r>
+      <w:r>
+        <w:t xml:space="preserve"> of $10.00. </w:t>
       </w:r>
     </w:p>
     <w:p>
@@ -101,7 +104,10 @@
         </w:tabs>
       </w:pPr>
       <w:r>
-        <w:t xml:space="preserve">BR-4: A reader cannot complete a checkout if doing so would cause them to exceed the maximum checkout items limit. </w:t>
+        <w:t>BR-4: A reader cannot complete a checkout if doing so would cause them to exceed the maximum checkout items limit</w:t>
+      </w:r>
+      <w:r>
+        <w:t xml:space="preserve"> of 3 books.</w:t>
       </w:r>
     </w:p>
     <w:p>
@@ -114,7 +120,13 @@
         <w:t xml:space="preserve">BR-5: </w:t>
       </w:r>
       <w:r>
-        <w:t>A book can only be checked out for 5 calendar days.</w:t>
+        <w:t>A book can only be checked out for</w:t>
+      </w:r>
+      <w:r>
+        <w:t xml:space="preserve"> up to</w:t>
+      </w:r>
+      <w:r>
+        <w:t xml:space="preserve"> 5 calendar days.</w:t>
       </w:r>
     </w:p>
     <w:p>
@@ -1385,6 +1397,23 @@
 </file>
 
 <file path=customXml/item1.xml><?xml version="1.0" encoding="utf-8"?>
+<p:properties xmlns:p="http://schemas.microsoft.com/office/2006/metadata/properties" xmlns:xsi="http://www.w3.org/2001/XMLSchema-instance" xmlns:pc="http://schemas.microsoft.com/office/infopath/2007/PartnerControls">
+  <documentManagement>
+    <_activity xmlns="41165478-3f5a-49d8-b2c1-4a6763303165" xsi:nil="true"/>
+  </documentManagement>
+</p:properties>
+</file>
+
+<file path=customXml/item2.xml><?xml version="1.0" encoding="utf-8"?>
+<?mso-contentType ?>
+<FormTemplates xmlns="http://schemas.microsoft.com/sharepoint/v3/contenttype/forms">
+  <Display>DocumentLibraryForm</Display>
+  <Edit>DocumentLibraryForm</Edit>
+  <New>DocumentLibraryForm</New>
+</FormTemplates>
+</file>
+
+<file path=customXml/item3.xml><?xml version="1.0" encoding="utf-8"?>
 <ct:contentTypeSchema xmlns:ct="http://schemas.microsoft.com/office/2006/metadata/contentType" xmlns:ma="http://schemas.microsoft.com/office/2006/metadata/properties/metaAttributes" ct:_="" ma:_="" ma:contentTypeName="Document" ma:contentTypeID="0x010100D90AFCFB7A108C4F8F8BA976CF505DEC" ma:contentTypeVersion="5" ma:contentTypeDescription="Create a new document." ma:contentTypeScope="" ma:versionID="cd2c722d48fef0d4ecf736b13d623b42">
   <xsd:schema xmlns:xsd="http://www.w3.org/2001/XMLSchema" xmlns:xs="http://www.w3.org/2001/XMLSchema" xmlns:p="http://schemas.microsoft.com/office/2006/metadata/properties" xmlns:ns3="41165478-3f5a-49d8-b2c1-4a6763303165" targetNamespace="http://schemas.microsoft.com/office/2006/metadata/properties" ma:root="true" ma:fieldsID="b6d5bfc7d9d23387cb55f9b459df9728" ns3:_="">
     <xsd:import namespace="41165478-3f5a-49d8-b2c1-4a6763303165"/>
@@ -1534,24 +1563,25 @@
 </ct:contentTypeSchema>
 </file>
 
-<file path=customXml/item2.xml><?xml version="1.0" encoding="utf-8"?>
-<?mso-contentType ?>
-<FormTemplates xmlns="http://schemas.microsoft.com/sharepoint/v3/contenttype/forms">
-  <Display>DocumentLibraryForm</Display>
-  <Edit>DocumentLibraryForm</Edit>
-  <New>DocumentLibraryForm</New>
-</FormTemplates>
+<file path=customXml/itemProps1.xml><?xml version="1.0" encoding="utf-8"?>
+<ds:datastoreItem xmlns:ds="http://schemas.openxmlformats.org/officeDocument/2006/customXml" ds:itemID="{631BCB6F-7EAA-43A2-8700-B8B677E3DD49}">
+  <ds:schemaRefs>
+    <ds:schemaRef ds:uri="http://schemas.microsoft.com/office/2006/metadata/properties"/>
+    <ds:schemaRef ds:uri="http://schemas.microsoft.com/office/infopath/2007/PartnerControls"/>
+    <ds:schemaRef ds:uri="41165478-3f5a-49d8-b2c1-4a6763303165"/>
+  </ds:schemaRefs>
+</ds:datastoreItem>
 </file>
 
-<file path=customXml/item3.xml><?xml version="1.0" encoding="utf-8"?>
-<p:properties xmlns:p="http://schemas.microsoft.com/office/2006/metadata/properties" xmlns:xsi="http://www.w3.org/2001/XMLSchema-instance" xmlns:pc="http://schemas.microsoft.com/office/infopath/2007/PartnerControls">
-  <documentManagement>
-    <_activity xmlns="41165478-3f5a-49d8-b2c1-4a6763303165" xsi:nil="true"/>
-  </documentManagement>
-</p:properties>
+<file path=customXml/itemProps2.xml><?xml version="1.0" encoding="utf-8"?>
+<ds:datastoreItem xmlns:ds="http://schemas.openxmlformats.org/officeDocument/2006/customXml" ds:itemID="{6E7F1404-E792-44DB-91B9-0493D05BE332}">
+  <ds:schemaRefs>
+    <ds:schemaRef ds:uri="http://schemas.microsoft.com/sharepoint/v3/contenttype/forms"/>
+  </ds:schemaRefs>
+</ds:datastoreItem>
 </file>
 
-<file path=customXml/itemProps1.xml><?xml version="1.0" encoding="utf-8"?>
+<file path=customXml/itemProps3.xml><?xml version="1.0" encoding="utf-8"?>
 <ds:datastoreItem xmlns:ds="http://schemas.openxmlformats.org/officeDocument/2006/customXml" ds:itemID="{92FC5B57-6FB3-4E48-81FD-0934D0257FA8}">
   <ds:schemaRefs>
     <ds:schemaRef ds:uri="http://schemas.microsoft.com/office/2006/metadata/contentType"/>
@@ -1567,22 +1597,4 @@
     <ds:schemaRef ds:uri="http://schemas.microsoft.com/internal/obd"/>
   </ds:schemaRefs>
 </ds:datastoreItem>
-</file>
-
-<file path=customXml/itemProps2.xml><?xml version="1.0" encoding="utf-8"?>
-<ds:datastoreItem xmlns:ds="http://schemas.openxmlformats.org/officeDocument/2006/customXml" ds:itemID="{6E7F1404-E792-44DB-91B9-0493D05BE332}">
-  <ds:schemaRefs>
-    <ds:schemaRef ds:uri="http://schemas.microsoft.com/sharepoint/v3/contenttype/forms"/>
-  </ds:schemaRefs>
-</ds:datastoreItem>
-</file>
-
-<file path=customXml/itemProps3.xml><?xml version="1.0" encoding="utf-8"?>
-<ds:datastoreItem xmlns:ds="http://schemas.openxmlformats.org/officeDocument/2006/customXml" ds:itemID="{631BCB6F-7EAA-43A2-8700-B8B677E3DD49}">
-  <ds:schemaRefs>
-    <ds:schemaRef ds:uri="http://schemas.microsoft.com/office/2006/metadata/properties"/>
-    <ds:schemaRef ds:uri="http://schemas.microsoft.com/office/infopath/2007/PartnerControls"/>
-    <ds:schemaRef ds:uri="41165478-3f5a-49d8-b2c1-4a6763303165"/>
-  </ds:schemaRefs>
-</ds:datastoreItem>
 </file>